--- a/docs/wireframes/How_GLO_Works_Revised_Wireframe_EN_v2.docx
+++ b/docs/wireframes/How_GLO_Works_Revised_Wireframe_EN_v2.docx
@@ -410,6 +410,55 @@
       </w:pPr>
       <w:r>
         <w:t xml:space="preserve">TECH: The ownership indicator is important. It prevents users from confusing “put it to work” with selling or transferring GLO. Use progressive disclosure: the four options are understandable at a glance and open for detail without legal-length copy in the main flow. Use exactly the same option names and order as the Introducing GLO page.</w:t>
+      </w:r>
+    </w:p>
+    <w:p>
+      <w:pPr>
+        <w:pStyle w:val="Heading1"/>
+      </w:pPr>
+      <w:r>
+        <w:t xml:space="preserve">BREATHER · FULL-WIDTH PHOTO BAND</w:t>
+      </w:r>
+    </w:p>
+    <w:p>
+      <w:pPr>
+        <w:pStyle w:val="Heading2"/>
+      </w:pPr>
+      <w:r>
+        <w:t xml:space="preserve">Clarity before choice.</w:t>
+      </w:r>
+    </w:p>
+    <w:p>
+      <w:r>
+        <w:t xml:space="preserve">A short pause between Your GLO, your options (04) and Global Connections vs. secondary market (05): one full-width photo and one line. No heading in the page outline, no buttons, not in the header navigation.</w:t>
+      </w:r>
+    </w:p>
+    <w:p>
+      <w:r>
+        <w:rPr>
+          <w:b/>
+        </w:rPr>
+        <w:t xml:space="preserve">ON-SCREEN LINE: </w:t>
+      </w:r>
+      <w:r>
+        <w:t xml:space="preserve">Clarity before choice.</w:t>
+      </w:r>
+    </w:p>
+    <w:p>
+      <w:r>
+        <w:rPr>
+          <w:b/>
+          <w:color w:val="6F675F"/>
+        </w:rPr>
+        <w:t xml:space="preserve">IMAGE / UI: One warm, bright landscape photo across the full width (vista-hgw: a mountain lake at sunset), sky in the upper third, no people, no readable text, numbers or logos. The line sits centered in the upper middle, over the sky, in the display face in champagne.</w:t>
+      </w:r>
+    </w:p>
+    <w:p>
+      <w:pPr>
+        <w:pStyle w:val="TechNote"/>
+      </w:pPr>
+      <w:r>
+        <w:t xml:space="preserve">TECH: About 100vh on desktop, about 70vh on phones. Curtain reveal: the photo stays still in the viewport while the section above slides up off it, then the next section scrolls up over it and covers it again; the photo itself never moves or scales. A light dark tint over the whole photo and a stronger dark gradient from the top edge hand over from the section above and keep the line at 3:1 contrast or more (WCAG AA, large text) while the photo stays warm and bright. The line fades in once when the band comes into view. The photo is decorative (empty alt), loads as the band approaches and has no hover parallax. Reduced-motion users see an ordinary static full-width photo with the line.</w:t>
       </w:r>
     </w:p>
     <w:p>
